--- a/app/plantillas/certificados/1050.docx
+++ b/app/plantillas/certificados/1050.docx
@@ -1,6 +1,6 @@
 
 <file path=word/document.xml><?xml version="1.0" encoding="utf-8"?>
-<w:document xmlns:wpc="http://schemas.microsoft.com/office/word/2010/wordprocessingCanvas" xmlns:cx="http://schemas.microsoft.com/office/drawing/2014/chartex" xmlns:cx1="http://schemas.microsoft.com/office/drawing/2015/9/8/chartex" xmlns:cx2="http://schemas.microsoft.com/office/drawing/2015/10/21/chartex" xmlns:cx3="http://schemas.microsoft.com/office/drawing/2016/5/9/chartex" xmlns:cx4="http://schemas.microsoft.com/office/drawing/2016/5/10/chartex" xmlns:cx5="http://schemas.microsoft.com/office/drawing/2016/5/11/chartex" xmlns:cx6="http://schemas.microsoft.com/office/drawing/2016/5/12/chartex" xmlns:cx7="http://schemas.microsoft.com/office/drawing/2016/5/13/chartex" xmlns:cx8="http://schemas.microsoft.com/office/drawing/2016/5/14/chartex" xmlns:mc="http://schemas.openxmlformats.org/markup-compatibility/2006" xmlns:aink="http://schemas.microsoft.com/office/drawing/2016/ink" xmlns:am3d="http://schemas.microsoft.com/office/drawing/2017/model3d" xmlns:o="urn:schemas-microsoft-com:office:office" xmlns:oel="http://schemas.microsoft.com/office/2019/extlst" xmlns:r="http://schemas.openxmlformats.org/officeDocument/2006/relationships" xmlns:m="http://schemas.openxmlformats.org/officeDocument/2006/math" xmlns:v="urn:schemas-microsoft-com:vml" xmlns:wp14="http://schemas.microsoft.com/office/word/2010/wordprocessingDrawing" xmlns:wp="http://schemas.openxmlformats.org/drawingml/2006/wordprocessingDrawing" xmlns:w10="urn:schemas-microsoft-com:office:word" xmlns:w="http://schemas.openxmlformats.org/wordprocessingml/2006/main" xmlns:w14="http://schemas.microsoft.com/office/word/2010/wordml" xmlns:w15="http://schemas.microsoft.com/office/word/2012/wordml" xmlns:w16cex="http://schemas.microsoft.com/office/word/2018/wordml/cex" xmlns:w16cid="http://schemas.microsoft.com/office/word/2016/wordml/cid" xmlns:w16="http://schemas.microsoft.com/office/word/2018/wordml" xmlns:w16du="http://schemas.microsoft.com/office/word/2023/wordml/word16du" xmlns:w16sdtdh="http://schemas.microsoft.com/office/word/2020/wordml/sdtdatahash" xmlns:w16se="http://schemas.microsoft.com/office/word/2015/wordml/symex" xmlns:wpg="http://schemas.microsoft.com/office/word/2010/wordprocessingGroup" xmlns:wpi="http://schemas.microsoft.com/office/word/2010/wordprocessingInk" xmlns:wne="http://schemas.microsoft.com/office/word/2006/wordml" xmlns:wps="http://schemas.microsoft.com/office/word/2010/wordprocessingShape" mc:Ignorable="w14 w15 w16se w16cid w16 w16cex w16sdtdh w16du wp14">
+<w:document xmlns:wpc="http://schemas.microsoft.com/office/word/2010/wordprocessingCanvas" xmlns:cx="http://schemas.microsoft.com/office/drawing/2014/chartex" xmlns:cx1="http://schemas.microsoft.com/office/drawing/2015/9/8/chartex" xmlns:cx2="http://schemas.microsoft.com/office/drawing/2015/10/21/chartex" xmlns:cx3="http://schemas.microsoft.com/office/drawing/2016/5/9/chartex" xmlns:cx4="http://schemas.microsoft.com/office/drawing/2016/5/10/chartex" xmlns:cx5="http://schemas.microsoft.com/office/drawing/2016/5/11/chartex" xmlns:cx6="http://schemas.microsoft.com/office/drawing/2016/5/12/chartex" xmlns:cx7="http://schemas.microsoft.com/office/drawing/2016/5/13/chartex" xmlns:cx8="http://schemas.microsoft.com/office/drawing/2016/5/14/chartex" xmlns:mc="http://schemas.openxmlformats.org/markup-compatibility/2006" xmlns:aink="http://schemas.microsoft.com/office/drawing/2016/ink" xmlns:am3d="http://schemas.microsoft.com/office/drawing/2017/model3d" xmlns:o="urn:schemas-microsoft-com:office:office" xmlns:oel="http://schemas.microsoft.com/office/2019/extlst" xmlns:r="http://schemas.openxmlformats.org/officeDocument/2006/relationships" xmlns:m="http://schemas.openxmlformats.org/officeDocument/2006/math" xmlns:v="urn:schemas-microsoft-com:vml" xmlns:wp14="http://schemas.microsoft.com/office/word/2010/wordprocessingDrawing" xmlns:wp="http://schemas.openxmlformats.org/drawingml/2006/wordprocessingDrawing" xmlns:w10="urn:schemas-microsoft-com:office:word" xmlns:w="http://schemas.openxmlformats.org/wordprocessingml/2006/main" xmlns:w14="http://schemas.microsoft.com/office/word/2010/wordml" xmlns:w15="http://schemas.microsoft.com/office/word/2012/wordml" xmlns:w16cex="http://schemas.microsoft.com/office/word/2018/wordml/cex" xmlns:w16cid="http://schemas.microsoft.com/office/word/2016/wordml/cid" xmlns:w16="http://schemas.microsoft.com/office/word/2018/wordml" xmlns:w16du="http://schemas.microsoft.com/office/word/2023/wordml/word16du" xmlns:w16sdtdh="http://schemas.microsoft.com/office/word/2020/wordml/sdtdatahash" xmlns:w16sdtfl="http://schemas.microsoft.com/office/word/2024/wordml/sdtformatlock" xmlns:w16se="http://schemas.microsoft.com/office/word/2015/wordml/symex" xmlns:wpg="http://schemas.microsoft.com/office/word/2010/wordprocessingGroup" xmlns:wpi="http://schemas.microsoft.com/office/word/2010/wordprocessingInk" xmlns:wne="http://schemas.microsoft.com/office/word/2006/wordml" xmlns:wps="http://schemas.microsoft.com/office/word/2010/wordprocessingShape" mc:Ignorable="w14 w15 w16se w16cid w16 w16cex w16sdtdh w16sdtfl w16du wp14">
   <w:body>
     <w:p>
       <w:pPr>
@@ -729,6 +729,154 @@
         <w:t>}</w:t>
       </w:r>
     </w:p>
+    <w:p>
+      <w:pPr>
+        <w:ind w:left="344" w:right="352"/>
+        <w:rPr>
+          <w:rFonts w:ascii="Arial" w:hAnsi="Arial" w:cs="Arial"/>
+          <w:bCs/>
+          <w:sz w:val="20"/>
+          <w:szCs w:val="18"/>
+        </w:rPr>
+      </w:pPr>
+    </w:p>
+    <w:p>
+      <w:pPr>
+        <w:ind w:left="344" w:right="352"/>
+        <w:rPr>
+          <w:rFonts w:ascii="Arial" w:hAnsi="Arial" w:cs="Arial"/>
+          <w:bCs/>
+          <w:sz w:val="20"/>
+          <w:szCs w:val="18"/>
+        </w:rPr>
+      </w:pPr>
+    </w:p>
+    <w:tbl>
+      <w:tblPr>
+        <w:tblStyle w:val="Tablaconcuadrcula"/>
+        <w:tblW w:w="9829" w:type="dxa"/>
+        <w:tblInd w:w="344" w:type="dxa"/>
+        <w:tblBorders>
+          <w:top w:val="none" w:sz="0" w:space="0" w:color="auto"/>
+          <w:left w:val="none" w:sz="0" w:space="0" w:color="auto"/>
+          <w:bottom w:val="none" w:sz="0" w:space="0" w:color="auto"/>
+          <w:right w:val="none" w:sz="0" w:space="0" w:color="auto"/>
+          <w:insideH w:val="none" w:sz="0" w:space="0" w:color="auto"/>
+          <w:insideV w:val="none" w:sz="0" w:space="0" w:color="auto"/>
+        </w:tblBorders>
+        <w:tblLook w:val="04A0" w:firstRow="1" w:lastRow="0" w:firstColumn="1" w:lastColumn="0" w:noHBand="0" w:noVBand="1"/>
+      </w:tblPr>
+      <w:tblGrid>
+        <w:gridCol w:w="1648"/>
+        <w:gridCol w:w="8181"/>
+      </w:tblGrid>
+      <w:tr>
+        <w:tc>
+          <w:tcPr>
+            <w:tcW w:w="1648" w:type="dxa"/>
+            <w:vAlign w:val="center"/>
+          </w:tcPr>
+          <w:p>
+            <w:pPr>
+              <w:ind w:right="-103"/>
+              <w:jc w:val="center"/>
+              <w:rPr>
+                <w:rFonts w:ascii="Arial" w:hAnsi="Arial" w:cs="Arial"/>
+                <w:bCs/>
+                <w:sz w:val="13"/>
+                <w:szCs w:val="13"/>
+              </w:rPr>
+            </w:pPr>
+            <w:r>
+              <w:rPr>
+                <w:rFonts w:ascii="Arial" w:hAnsi="Arial" w:cs="Arial"/>
+                <w:bCs/>
+                <w:sz w:val="13"/>
+                <w:szCs w:val="13"/>
+              </w:rPr>
+              <w:t>${valida_qr:2cm:2cm}</w:t>
+            </w:r>
+          </w:p>
+        </w:tc>
+        <w:tc>
+          <w:tcPr>
+            <w:tcW w:w="8181" w:type="dxa"/>
+            <w:vAlign w:val="center"/>
+          </w:tcPr>
+          <w:p>
+            <w:pPr>
+              <w:ind w:left="39" w:right="352"/>
+              <w:rPr>
+                <w:rFonts w:ascii="Arial" w:hAnsi="Arial" w:cs="Arial"/>
+                <w:bCs/>
+                <w:sz w:val="16"/>
+                <w:szCs w:val="16"/>
+              </w:rPr>
+            </w:pPr>
+            <w:r>
+              <w:rPr>
+                <w:rFonts w:ascii="Arial" w:hAnsi="Arial" w:cs="Arial"/>
+                <w:bCs/>
+                <w:sz w:val="16"/>
+                <w:szCs w:val="16"/>
+              </w:rPr>
+              <w:t>Valide la autenticidad del presente certificado en</w:t>
+            </w:r>
+          </w:p>
+          <w:p>
+            <w:pPr>
+              <w:ind w:left="39" w:right="352"/>
+              <w:rPr>
+                <w:rFonts w:ascii="Arial" w:hAnsi="Arial" w:cs="Arial"/>
+                <w:bCs/>
+                <w:sz w:val="16"/>
+                <w:szCs w:val="16"/>
+              </w:rPr>
+            </w:pPr>
+            <w:r>
+              <w:rPr>
+                <w:rFonts w:ascii="Arial" w:hAnsi="Arial" w:cs="Arial"/>
+                <w:bCs/>
+                <w:sz w:val="16"/>
+                <w:szCs w:val="16"/>
+              </w:rPr>
+              <w:t>${</w:t>
+            </w:r>
+            <w:proofErr w:type="spellStart"/>
+            <w:r>
+              <w:rPr>
+                <w:rFonts w:ascii="Arial" w:hAnsi="Arial" w:cs="Arial"/>
+                <w:bCs/>
+                <w:sz w:val="16"/>
+                <w:szCs w:val="16"/>
+              </w:rPr>
+              <w:t>valida_url</w:t>
+            </w:r>
+            <w:proofErr w:type="spellEnd"/>
+            <w:r>
+              <w:rPr>
+                <w:rFonts w:ascii="Arial" w:hAnsi="Arial" w:cs="Arial"/>
+                <w:bCs/>
+                <w:sz w:val="16"/>
+                <w:szCs w:val="16"/>
+              </w:rPr>
+              <w:t>}</w:t>
+            </w:r>
+          </w:p>
+        </w:tc>
+      </w:tr>
+    </w:tbl>
+    <w:p>
+      <w:pPr>
+        <w:ind w:left="344" w:right="352"/>
+        <w:rPr>
+          <w:rFonts w:ascii="Arial" w:hAnsi="Arial" w:cs="Arial"/>
+          <w:bCs/>
+          <w:sz w:val="20"/>
+          <w:szCs w:val="18"/>
+        </w:rPr>
+      </w:pPr>
+    </w:p>
     <w:sectPr>
       <w:headerReference w:type="default" r:id="rId7"/>
       <w:footerReference w:type="even" r:id="rId8"/>
@@ -743,7 +891,7 @@
 </file>
 
 <file path=word/endnotes.xml><?xml version="1.0" encoding="utf-8"?>
-<w:endnotes xmlns:wpc="http://schemas.microsoft.com/office/word/2010/wordprocessingCanvas" xmlns:cx="http://schemas.microsoft.com/office/drawing/2014/chartex" xmlns:cx1="http://schemas.microsoft.com/office/drawing/2015/9/8/chartex" xmlns:cx2="http://schemas.microsoft.com/office/drawing/2015/10/21/chartex" xmlns:cx3="http://schemas.microsoft.com/office/drawing/2016/5/9/chartex" xmlns:cx4="http://schemas.microsoft.com/office/drawing/2016/5/10/chartex" xmlns:cx5="http://schemas.microsoft.com/office/drawing/2016/5/11/chartex" xmlns:cx6="http://schemas.microsoft.com/office/drawing/2016/5/12/chartex" xmlns:cx7="http://schemas.microsoft.com/office/drawing/2016/5/13/chartex" xmlns:cx8="http://schemas.microsoft.com/office/drawing/2016/5/14/chartex" xmlns:mc="http://schemas.openxmlformats.org/markup-compatibility/2006" xmlns:aink="http://schemas.microsoft.com/office/drawing/2016/ink" xmlns:am3d="http://schemas.microsoft.com/office/drawing/2017/model3d" xmlns:o="urn:schemas-microsoft-com:office:office" xmlns:oel="http://schemas.microsoft.com/office/2019/extlst" xmlns:r="http://schemas.openxmlformats.org/officeDocument/2006/relationships" xmlns:m="http://schemas.openxmlformats.org/officeDocument/2006/math" xmlns:v="urn:schemas-microsoft-com:vml" xmlns:wp14="http://schemas.microsoft.com/office/word/2010/wordprocessingDrawing" xmlns:wp="http://schemas.openxmlformats.org/drawingml/2006/wordprocessingDrawing" xmlns:w10="urn:schemas-microsoft-com:office:word" xmlns:w="http://schemas.openxmlformats.org/wordprocessingml/2006/main" xmlns:w14="http://schemas.microsoft.com/office/word/2010/wordml" xmlns:w15="http://schemas.microsoft.com/office/word/2012/wordml" xmlns:w16cex="http://schemas.microsoft.com/office/word/2018/wordml/cex" xmlns:w16cid="http://schemas.microsoft.com/office/word/2016/wordml/cid" xmlns:w16="http://schemas.microsoft.com/office/word/2018/wordml" xmlns:w16du="http://schemas.microsoft.com/office/word/2023/wordml/word16du" xmlns:w16sdtdh="http://schemas.microsoft.com/office/word/2020/wordml/sdtdatahash" xmlns:w16se="http://schemas.microsoft.com/office/word/2015/wordml/symex" xmlns:wpg="http://schemas.microsoft.com/office/word/2010/wordprocessingGroup" xmlns:wpi="http://schemas.microsoft.com/office/word/2010/wordprocessingInk" xmlns:wne="http://schemas.microsoft.com/office/word/2006/wordml" xmlns:wps="http://schemas.microsoft.com/office/word/2010/wordprocessingShape" mc:Ignorable="w14 w15 w16se w16cid w16 w16cex w16sdtdh w16du wp14">
+<w:endnotes xmlns:wpc="http://schemas.microsoft.com/office/word/2010/wordprocessingCanvas" xmlns:cx="http://schemas.microsoft.com/office/drawing/2014/chartex" xmlns:cx1="http://schemas.microsoft.com/office/drawing/2015/9/8/chartex" xmlns:cx2="http://schemas.microsoft.com/office/drawing/2015/10/21/chartex" xmlns:cx3="http://schemas.microsoft.com/office/drawing/2016/5/9/chartex" xmlns:cx4="http://schemas.microsoft.com/office/drawing/2016/5/10/chartex" xmlns:cx5="http://schemas.microsoft.com/office/drawing/2016/5/11/chartex" xmlns:cx6="http://schemas.microsoft.com/office/drawing/2016/5/12/chartex" xmlns:cx7="http://schemas.microsoft.com/office/drawing/2016/5/13/chartex" xmlns:cx8="http://schemas.microsoft.com/office/drawing/2016/5/14/chartex" xmlns:mc="http://schemas.openxmlformats.org/markup-compatibility/2006" xmlns:aink="http://schemas.microsoft.com/office/drawing/2016/ink" xmlns:am3d="http://schemas.microsoft.com/office/drawing/2017/model3d" xmlns:o="urn:schemas-microsoft-com:office:office" xmlns:oel="http://schemas.microsoft.com/office/2019/extlst" xmlns:r="http://schemas.openxmlformats.org/officeDocument/2006/relationships" xmlns:m="http://schemas.openxmlformats.org/officeDocument/2006/math" xmlns:v="urn:schemas-microsoft-com:vml" xmlns:wp14="http://schemas.microsoft.com/office/word/2010/wordprocessingDrawing" xmlns:wp="http://schemas.openxmlformats.org/drawingml/2006/wordprocessingDrawing" xmlns:w10="urn:schemas-microsoft-com:office:word" xmlns:w="http://schemas.openxmlformats.org/wordprocessingml/2006/main" xmlns:w14="http://schemas.microsoft.com/office/word/2010/wordml" xmlns:w15="http://schemas.microsoft.com/office/word/2012/wordml" xmlns:w16cex="http://schemas.microsoft.com/office/word/2018/wordml/cex" xmlns:w16cid="http://schemas.microsoft.com/office/word/2016/wordml/cid" xmlns:w16="http://schemas.microsoft.com/office/word/2018/wordml" xmlns:w16du="http://schemas.microsoft.com/office/word/2023/wordml/word16du" xmlns:w16sdtdh="http://schemas.microsoft.com/office/word/2020/wordml/sdtdatahash" xmlns:w16sdtfl="http://schemas.microsoft.com/office/word/2024/wordml/sdtformatlock" xmlns:w16se="http://schemas.microsoft.com/office/word/2015/wordml/symex" xmlns:wpg="http://schemas.microsoft.com/office/word/2010/wordprocessingGroup" xmlns:wpi="http://schemas.microsoft.com/office/word/2010/wordprocessingInk" xmlns:wne="http://schemas.microsoft.com/office/word/2006/wordml" xmlns:wps="http://schemas.microsoft.com/office/word/2010/wordprocessingShape" mc:Ignorable="w14 w15 w16se w16cid w16 w16cex w16sdtdh w16sdtfl w16du wp14">
   <w:endnote w:type="separator" w:id="-1">
     <w:p>
       <w:r>
@@ -762,7 +910,7 @@
 </file>
 
 <file path=word/footer1.xml><?xml version="1.0" encoding="utf-8"?>
-<w:ftr xmlns:wpc="http://schemas.microsoft.com/office/word/2010/wordprocessingCanvas" xmlns:cx="http://schemas.microsoft.com/office/drawing/2014/chartex" xmlns:cx1="http://schemas.microsoft.com/office/drawing/2015/9/8/chartex" xmlns:cx2="http://schemas.microsoft.com/office/drawing/2015/10/21/chartex" xmlns:cx3="http://schemas.microsoft.com/office/drawing/2016/5/9/chartex" xmlns:cx4="http://schemas.microsoft.com/office/drawing/2016/5/10/chartex" xmlns:cx5="http://schemas.microsoft.com/office/drawing/2016/5/11/chartex" xmlns:cx6="http://schemas.microsoft.com/office/drawing/2016/5/12/chartex" xmlns:cx7="http://schemas.microsoft.com/office/drawing/2016/5/13/chartex" xmlns:cx8="http://schemas.microsoft.com/office/drawing/2016/5/14/chartex" xmlns:mc="http://schemas.openxmlformats.org/markup-compatibility/2006" xmlns:aink="http://schemas.microsoft.com/office/drawing/2016/ink" xmlns:am3d="http://schemas.microsoft.com/office/drawing/2017/model3d" xmlns:o="urn:schemas-microsoft-com:office:office" xmlns:oel="http://schemas.microsoft.com/office/2019/extlst" xmlns:r="http://schemas.openxmlformats.org/officeDocument/2006/relationships" xmlns:m="http://schemas.openxmlformats.org/officeDocument/2006/math" xmlns:v="urn:schemas-microsoft-com:vml" xmlns:wp14="http://schemas.microsoft.com/office/word/2010/wordprocessingDrawing" xmlns:wp="http://schemas.openxmlformats.org/drawingml/2006/wordprocessingDrawing" xmlns:w10="urn:schemas-microsoft-com:office:word" xmlns:w="http://schemas.openxmlformats.org/wordprocessingml/2006/main" xmlns:w14="http://schemas.microsoft.com/office/word/2010/wordml" xmlns:w15="http://schemas.microsoft.com/office/word/2012/wordml" xmlns:w16cex="http://schemas.microsoft.com/office/word/2018/wordml/cex" xmlns:w16cid="http://schemas.microsoft.com/office/word/2016/wordml/cid" xmlns:w16="http://schemas.microsoft.com/office/word/2018/wordml" xmlns:w16du="http://schemas.microsoft.com/office/word/2023/wordml/word16du" xmlns:w16sdtdh="http://schemas.microsoft.com/office/word/2020/wordml/sdtdatahash" xmlns:w16se="http://schemas.microsoft.com/office/word/2015/wordml/symex" xmlns:wpg="http://schemas.microsoft.com/office/word/2010/wordprocessingGroup" xmlns:wpi="http://schemas.microsoft.com/office/word/2010/wordprocessingInk" xmlns:wne="http://schemas.microsoft.com/office/word/2006/wordml" xmlns:wps="http://schemas.microsoft.com/office/word/2010/wordprocessingShape" mc:Ignorable="w14 w15 w16se w16cid w16 w16cex w16sdtdh w16du wp14">
+<w:ftr xmlns:wpc="http://schemas.microsoft.com/office/word/2010/wordprocessingCanvas" xmlns:cx="http://schemas.microsoft.com/office/drawing/2014/chartex" xmlns:cx1="http://schemas.microsoft.com/office/drawing/2015/9/8/chartex" xmlns:cx2="http://schemas.microsoft.com/office/drawing/2015/10/21/chartex" xmlns:cx3="http://schemas.microsoft.com/office/drawing/2016/5/9/chartex" xmlns:cx4="http://schemas.microsoft.com/office/drawing/2016/5/10/chartex" xmlns:cx5="http://schemas.microsoft.com/office/drawing/2016/5/11/chartex" xmlns:cx6="http://schemas.microsoft.com/office/drawing/2016/5/12/chartex" xmlns:cx7="http://schemas.microsoft.com/office/drawing/2016/5/13/chartex" xmlns:cx8="http://schemas.microsoft.com/office/drawing/2016/5/14/chartex" xmlns:mc="http://schemas.openxmlformats.org/markup-compatibility/2006" xmlns:aink="http://schemas.microsoft.com/office/drawing/2016/ink" xmlns:am3d="http://schemas.microsoft.com/office/drawing/2017/model3d" xmlns:o="urn:schemas-microsoft-com:office:office" xmlns:oel="http://schemas.microsoft.com/office/2019/extlst" xmlns:r="http://schemas.openxmlformats.org/officeDocument/2006/relationships" xmlns:m="http://schemas.openxmlformats.org/officeDocument/2006/math" xmlns:v="urn:schemas-microsoft-com:vml" xmlns:wp14="http://schemas.microsoft.com/office/word/2010/wordprocessingDrawing" xmlns:wp="http://schemas.openxmlformats.org/drawingml/2006/wordprocessingDrawing" xmlns:w10="urn:schemas-microsoft-com:office:word" xmlns:w="http://schemas.openxmlformats.org/wordprocessingml/2006/main" xmlns:w14="http://schemas.microsoft.com/office/word/2010/wordml" xmlns:w15="http://schemas.microsoft.com/office/word/2012/wordml" xmlns:w16cex="http://schemas.microsoft.com/office/word/2018/wordml/cex" xmlns:w16cid="http://schemas.microsoft.com/office/word/2016/wordml/cid" xmlns:w16="http://schemas.microsoft.com/office/word/2018/wordml" xmlns:w16du="http://schemas.microsoft.com/office/word/2023/wordml/word16du" xmlns:w16sdtdh="http://schemas.microsoft.com/office/word/2020/wordml/sdtdatahash" xmlns:w16sdtfl="http://schemas.microsoft.com/office/word/2024/wordml/sdtformatlock" xmlns:w16se="http://schemas.microsoft.com/office/word/2015/wordml/symex" xmlns:wpg="http://schemas.microsoft.com/office/word/2010/wordprocessingGroup" xmlns:wpi="http://schemas.microsoft.com/office/word/2010/wordprocessingInk" xmlns:wne="http://schemas.microsoft.com/office/word/2006/wordml" xmlns:wps="http://schemas.microsoft.com/office/word/2010/wordprocessingShape" mc:Ignorable="w14 w15 w16se w16cid w16 w16cex w16sdtdh w16sdtfl w16du wp14">
   <w:sdt>
     <w:sdtPr>
       <w:rPr>
@@ -814,7 +962,7 @@
 </file>
 
 <file path=word/footer2.xml><?xml version="1.0" encoding="utf-8"?>
-<w:ftr xmlns:wpc="http://schemas.microsoft.com/office/word/2010/wordprocessingCanvas" xmlns:cx="http://schemas.microsoft.com/office/drawing/2014/chartex" xmlns:cx1="http://schemas.microsoft.com/office/drawing/2015/9/8/chartex" xmlns:cx2="http://schemas.microsoft.com/office/drawing/2015/10/21/chartex" xmlns:cx3="http://schemas.microsoft.com/office/drawing/2016/5/9/chartex" xmlns:cx4="http://schemas.microsoft.com/office/drawing/2016/5/10/chartex" xmlns:cx5="http://schemas.microsoft.com/office/drawing/2016/5/11/chartex" xmlns:cx6="http://schemas.microsoft.com/office/drawing/2016/5/12/chartex" xmlns:cx7="http://schemas.microsoft.com/office/drawing/2016/5/13/chartex" xmlns:cx8="http://schemas.microsoft.com/office/drawing/2016/5/14/chartex" xmlns:mc="http://schemas.openxmlformats.org/markup-compatibility/2006" xmlns:aink="http://schemas.microsoft.com/office/drawing/2016/ink" xmlns:am3d="http://schemas.microsoft.com/office/drawing/2017/model3d" xmlns:o="urn:schemas-microsoft-com:office:office" xmlns:oel="http://schemas.microsoft.com/office/2019/extlst" xmlns:r="http://schemas.openxmlformats.org/officeDocument/2006/relationships" xmlns:m="http://schemas.openxmlformats.org/officeDocument/2006/math" xmlns:v="urn:schemas-microsoft-com:vml" xmlns:wp14="http://schemas.microsoft.com/office/word/2010/wordprocessingDrawing" xmlns:wp="http://schemas.openxmlformats.org/drawingml/2006/wordprocessingDrawing" xmlns:w10="urn:schemas-microsoft-com:office:word" xmlns:w="http://schemas.openxmlformats.org/wordprocessingml/2006/main" xmlns:w14="http://schemas.microsoft.com/office/word/2010/wordml" xmlns:w15="http://schemas.microsoft.com/office/word/2012/wordml" xmlns:w16cex="http://schemas.microsoft.com/office/word/2018/wordml/cex" xmlns:w16cid="http://schemas.microsoft.com/office/word/2016/wordml/cid" xmlns:w16="http://schemas.microsoft.com/office/word/2018/wordml" xmlns:w16du="http://schemas.microsoft.com/office/word/2023/wordml/word16du" xmlns:w16sdtdh="http://schemas.microsoft.com/office/word/2020/wordml/sdtdatahash" xmlns:w16se="http://schemas.microsoft.com/office/word/2015/wordml/symex" xmlns:wpg="http://schemas.microsoft.com/office/word/2010/wordprocessingGroup" xmlns:wpi="http://schemas.microsoft.com/office/word/2010/wordprocessingInk" xmlns:wne="http://schemas.microsoft.com/office/word/2006/wordml" xmlns:wps="http://schemas.microsoft.com/office/word/2010/wordprocessingShape" mc:Ignorable="w14 w15 w16se w16cid w16 w16cex w16sdtdh w16du wp14">
+<w:ftr xmlns:wpc="http://schemas.microsoft.com/office/word/2010/wordprocessingCanvas" xmlns:cx="http://schemas.microsoft.com/office/drawing/2014/chartex" xmlns:cx1="http://schemas.microsoft.com/office/drawing/2015/9/8/chartex" xmlns:cx2="http://schemas.microsoft.com/office/drawing/2015/10/21/chartex" xmlns:cx3="http://schemas.microsoft.com/office/drawing/2016/5/9/chartex" xmlns:cx4="http://schemas.microsoft.com/office/drawing/2016/5/10/chartex" xmlns:cx5="http://schemas.microsoft.com/office/drawing/2016/5/11/chartex" xmlns:cx6="http://schemas.microsoft.com/office/drawing/2016/5/12/chartex" xmlns:cx7="http://schemas.microsoft.com/office/drawing/2016/5/13/chartex" xmlns:cx8="http://schemas.microsoft.com/office/drawing/2016/5/14/chartex" xmlns:mc="http://schemas.openxmlformats.org/markup-compatibility/2006" xmlns:aink="http://schemas.microsoft.com/office/drawing/2016/ink" xmlns:am3d="http://schemas.microsoft.com/office/drawing/2017/model3d" xmlns:o="urn:schemas-microsoft-com:office:office" xmlns:oel="http://schemas.microsoft.com/office/2019/extlst" xmlns:r="http://schemas.openxmlformats.org/officeDocument/2006/relationships" xmlns:m="http://schemas.openxmlformats.org/officeDocument/2006/math" xmlns:v="urn:schemas-microsoft-com:vml" xmlns:wp14="http://schemas.microsoft.com/office/word/2010/wordprocessingDrawing" xmlns:wp="http://schemas.openxmlformats.org/drawingml/2006/wordprocessingDrawing" xmlns:w10="urn:schemas-microsoft-com:office:word" xmlns:w="http://schemas.openxmlformats.org/wordprocessingml/2006/main" xmlns:w14="http://schemas.microsoft.com/office/word/2010/wordml" xmlns:w15="http://schemas.microsoft.com/office/word/2012/wordml" xmlns:w16cex="http://schemas.microsoft.com/office/word/2018/wordml/cex" xmlns:w16cid="http://schemas.microsoft.com/office/word/2016/wordml/cid" xmlns:w16="http://schemas.microsoft.com/office/word/2018/wordml" xmlns:w16du="http://schemas.microsoft.com/office/word/2023/wordml/word16du" xmlns:w16sdtdh="http://schemas.microsoft.com/office/word/2020/wordml/sdtdatahash" xmlns:w16sdtfl="http://schemas.microsoft.com/office/word/2024/wordml/sdtformatlock" xmlns:w16se="http://schemas.microsoft.com/office/word/2015/wordml/symex" xmlns:wpg="http://schemas.microsoft.com/office/word/2010/wordprocessingGroup" xmlns:wpi="http://schemas.microsoft.com/office/word/2010/wordprocessingInk" xmlns:wne="http://schemas.microsoft.com/office/word/2006/wordml" xmlns:wps="http://schemas.microsoft.com/office/word/2010/wordprocessingShape" mc:Ignorable="w14 w15 w16se w16cid w16 w16cex w16sdtdh w16sdtfl w16du wp14">
   <w:p>
     <w:pPr>
       <w:pStyle w:val="Textoindependiente"/>
@@ -1413,7 +1561,7 @@
 </file>
 
 <file path=word/footnotes.xml><?xml version="1.0" encoding="utf-8"?>
-<w:footnotes xmlns:wpc="http://schemas.microsoft.com/office/word/2010/wordprocessingCanvas" xmlns:cx="http://schemas.microsoft.com/office/drawing/2014/chartex" xmlns:cx1="http://schemas.microsoft.com/office/drawing/2015/9/8/chartex" xmlns:cx2="http://schemas.microsoft.com/office/drawing/2015/10/21/chartex" xmlns:cx3="http://schemas.microsoft.com/office/drawing/2016/5/9/chartex" xmlns:cx4="http://schemas.microsoft.com/office/drawing/2016/5/10/chartex" xmlns:cx5="http://schemas.microsoft.com/office/drawing/2016/5/11/chartex" xmlns:cx6="http://schemas.microsoft.com/office/drawing/2016/5/12/chartex" xmlns:cx7="http://schemas.microsoft.com/office/drawing/2016/5/13/chartex" xmlns:cx8="http://schemas.microsoft.com/office/drawing/2016/5/14/chartex" xmlns:mc="http://schemas.openxmlformats.org/markup-compatibility/2006" xmlns:aink="http://schemas.microsoft.com/office/drawing/2016/ink" xmlns:am3d="http://schemas.microsoft.com/office/drawing/2017/model3d" xmlns:o="urn:schemas-microsoft-com:office:office" xmlns:oel="http://schemas.microsoft.com/office/2019/extlst" xmlns:r="http://schemas.openxmlformats.org/officeDocument/2006/relationships" xmlns:m="http://schemas.openxmlformats.org/officeDocument/2006/math" xmlns:v="urn:schemas-microsoft-com:vml" xmlns:wp14="http://schemas.microsoft.com/office/word/2010/wordprocessingDrawing" xmlns:wp="http://schemas.openxmlformats.org/drawingml/2006/wordprocessingDrawing" xmlns:w10="urn:schemas-microsoft-com:office:word" xmlns:w="http://schemas.openxmlformats.org/wordprocessingml/2006/main" xmlns:w14="http://schemas.microsoft.com/office/word/2010/wordml" xmlns:w15="http://schemas.microsoft.com/office/word/2012/wordml" xmlns:w16cex="http://schemas.microsoft.com/office/word/2018/wordml/cex" xmlns:w16cid="http://schemas.microsoft.com/office/word/2016/wordml/cid" xmlns:w16="http://schemas.microsoft.com/office/word/2018/wordml" xmlns:w16du="http://schemas.microsoft.com/office/word/2023/wordml/word16du" xmlns:w16sdtdh="http://schemas.microsoft.com/office/word/2020/wordml/sdtdatahash" xmlns:w16se="http://schemas.microsoft.com/office/word/2015/wordml/symex" xmlns:wpg="http://schemas.microsoft.com/office/word/2010/wordprocessingGroup" xmlns:wpi="http://schemas.microsoft.com/office/word/2010/wordprocessingInk" xmlns:wne="http://schemas.microsoft.com/office/word/2006/wordml" xmlns:wps="http://schemas.microsoft.com/office/word/2010/wordprocessingShape" mc:Ignorable="w14 w15 w16se w16cid w16 w16cex w16sdtdh w16du wp14">
+<w:footnotes xmlns:wpc="http://schemas.microsoft.com/office/word/2010/wordprocessingCanvas" xmlns:cx="http://schemas.microsoft.com/office/drawing/2014/chartex" xmlns:cx1="http://schemas.microsoft.com/office/drawing/2015/9/8/chartex" xmlns:cx2="http://schemas.microsoft.com/office/drawing/2015/10/21/chartex" xmlns:cx3="http://schemas.microsoft.com/office/drawing/2016/5/9/chartex" xmlns:cx4="http://schemas.microsoft.com/office/drawing/2016/5/10/chartex" xmlns:cx5="http://schemas.microsoft.com/office/drawing/2016/5/11/chartex" xmlns:cx6="http://schemas.microsoft.com/office/drawing/2016/5/12/chartex" xmlns:cx7="http://schemas.microsoft.com/office/drawing/2016/5/13/chartex" xmlns:cx8="http://schemas.microsoft.com/office/drawing/2016/5/14/chartex" xmlns:mc="http://schemas.openxmlformats.org/markup-compatibility/2006" xmlns:aink="http://schemas.microsoft.com/office/drawing/2016/ink" xmlns:am3d="http://schemas.microsoft.com/office/drawing/2017/model3d" xmlns:o="urn:schemas-microsoft-com:office:office" xmlns:oel="http://schemas.microsoft.com/office/2019/extlst" xmlns:r="http://schemas.openxmlformats.org/officeDocument/2006/relationships" xmlns:m="http://schemas.openxmlformats.org/officeDocument/2006/math" xmlns:v="urn:schemas-microsoft-com:vml" xmlns:wp14="http://schemas.microsoft.com/office/word/2010/wordprocessingDrawing" xmlns:wp="http://schemas.openxmlformats.org/drawingml/2006/wordprocessingDrawing" xmlns:w10="urn:schemas-microsoft-com:office:word" xmlns:w="http://schemas.openxmlformats.org/wordprocessingml/2006/main" xmlns:w14="http://schemas.microsoft.com/office/word/2010/wordml" xmlns:w15="http://schemas.microsoft.com/office/word/2012/wordml" xmlns:w16cex="http://schemas.microsoft.com/office/word/2018/wordml/cex" xmlns:w16cid="http://schemas.microsoft.com/office/word/2016/wordml/cid" xmlns:w16="http://schemas.microsoft.com/office/word/2018/wordml" xmlns:w16du="http://schemas.microsoft.com/office/word/2023/wordml/word16du" xmlns:w16sdtdh="http://schemas.microsoft.com/office/word/2020/wordml/sdtdatahash" xmlns:w16sdtfl="http://schemas.microsoft.com/office/word/2024/wordml/sdtformatlock" xmlns:w16se="http://schemas.microsoft.com/office/word/2015/wordml/symex" xmlns:wpg="http://schemas.microsoft.com/office/word/2010/wordprocessingGroup" xmlns:wpi="http://schemas.microsoft.com/office/word/2010/wordprocessingInk" xmlns:wne="http://schemas.microsoft.com/office/word/2006/wordml" xmlns:wps="http://schemas.microsoft.com/office/word/2010/wordprocessingShape" mc:Ignorable="w14 w15 w16se w16cid w16 w16cex w16sdtdh w16sdtfl w16du wp14">
   <w:footnote w:type="separator" w:id="-1">
     <w:p>
       <w:r>
@@ -1432,7 +1580,7 @@
 </file>
 
 <file path=word/header1.xml><?xml version="1.0" encoding="utf-8"?>
-<w:hdr xmlns:wpc="http://schemas.microsoft.com/office/word/2010/wordprocessingCanvas" xmlns:cx="http://schemas.microsoft.com/office/drawing/2014/chartex" xmlns:cx1="http://schemas.microsoft.com/office/drawing/2015/9/8/chartex" xmlns:cx2="http://schemas.microsoft.com/office/drawing/2015/10/21/chartex" xmlns:cx3="http://schemas.microsoft.com/office/drawing/2016/5/9/chartex" xmlns:cx4="http://schemas.microsoft.com/office/drawing/2016/5/10/chartex" xmlns:cx5="http://schemas.microsoft.com/office/drawing/2016/5/11/chartex" xmlns:cx6="http://schemas.microsoft.com/office/drawing/2016/5/12/chartex" xmlns:cx7="http://schemas.microsoft.com/office/drawing/2016/5/13/chartex" xmlns:cx8="http://schemas.microsoft.com/office/drawing/2016/5/14/chartex" xmlns:mc="http://schemas.openxmlformats.org/markup-compatibility/2006" xmlns:aink="http://schemas.microsoft.com/office/drawing/2016/ink" xmlns:am3d="http://schemas.microsoft.com/office/drawing/2017/model3d" xmlns:o="urn:schemas-microsoft-com:office:office" xmlns:oel="http://schemas.microsoft.com/office/2019/extlst" xmlns:r="http://schemas.openxmlformats.org/officeDocument/2006/relationships" xmlns:m="http://schemas.openxmlformats.org/officeDocument/2006/math" xmlns:v="urn:schemas-microsoft-com:vml" xmlns:wp14="http://schemas.microsoft.com/office/word/2010/wordprocessingDrawing" xmlns:wp="http://schemas.openxmlformats.org/drawingml/2006/wordprocessingDrawing" xmlns:w10="urn:schemas-microsoft-com:office:word" xmlns:w="http://schemas.openxmlformats.org/wordprocessingml/2006/main" xmlns:w14="http://schemas.microsoft.com/office/word/2010/wordml" xmlns:w15="http://schemas.microsoft.com/office/word/2012/wordml" xmlns:w16cex="http://schemas.microsoft.com/office/word/2018/wordml/cex" xmlns:w16cid="http://schemas.microsoft.com/office/word/2016/wordml/cid" xmlns:w16="http://schemas.microsoft.com/office/word/2018/wordml" xmlns:w16du="http://schemas.microsoft.com/office/word/2023/wordml/word16du" xmlns:w16sdtdh="http://schemas.microsoft.com/office/word/2020/wordml/sdtdatahash" xmlns:w16se="http://schemas.microsoft.com/office/word/2015/wordml/symex" xmlns:wpg="http://schemas.microsoft.com/office/word/2010/wordprocessingGroup" xmlns:wpi="http://schemas.microsoft.com/office/word/2010/wordprocessingInk" xmlns:wne="http://schemas.microsoft.com/office/word/2006/wordml" xmlns:wps="http://schemas.microsoft.com/office/word/2010/wordprocessingShape" mc:Ignorable="w14 w15 w16se w16cid w16 w16cex w16sdtdh w16du wp14">
+<w:hdr xmlns:wpc="http://schemas.microsoft.com/office/word/2010/wordprocessingCanvas" xmlns:cx="http://schemas.microsoft.com/office/drawing/2014/chartex" xmlns:cx1="http://schemas.microsoft.com/office/drawing/2015/9/8/chartex" xmlns:cx2="http://schemas.microsoft.com/office/drawing/2015/10/21/chartex" xmlns:cx3="http://schemas.microsoft.com/office/drawing/2016/5/9/chartex" xmlns:cx4="http://schemas.microsoft.com/office/drawing/2016/5/10/chartex" xmlns:cx5="http://schemas.microsoft.com/office/drawing/2016/5/11/chartex" xmlns:cx6="http://schemas.microsoft.com/office/drawing/2016/5/12/chartex" xmlns:cx7="http://schemas.microsoft.com/office/drawing/2016/5/13/chartex" xmlns:cx8="http://schemas.microsoft.com/office/drawing/2016/5/14/chartex" xmlns:mc="http://schemas.openxmlformats.org/markup-compatibility/2006" xmlns:aink="http://schemas.microsoft.com/office/drawing/2016/ink" xmlns:am3d="http://schemas.microsoft.com/office/drawing/2017/model3d" xmlns:o="urn:schemas-microsoft-com:office:office" xmlns:oel="http://schemas.microsoft.com/office/2019/extlst" xmlns:r="http://schemas.openxmlformats.org/officeDocument/2006/relationships" xmlns:m="http://schemas.openxmlformats.org/officeDocument/2006/math" xmlns:v="urn:schemas-microsoft-com:vml" xmlns:wp14="http://schemas.microsoft.com/office/word/2010/wordprocessingDrawing" xmlns:wp="http://schemas.openxmlformats.org/drawingml/2006/wordprocessingDrawing" xmlns:w10="urn:schemas-microsoft-com:office:word" xmlns:w="http://schemas.openxmlformats.org/wordprocessingml/2006/main" xmlns:w14="http://schemas.microsoft.com/office/word/2010/wordml" xmlns:w15="http://schemas.microsoft.com/office/word/2012/wordml" xmlns:w16cex="http://schemas.microsoft.com/office/word/2018/wordml/cex" xmlns:w16cid="http://schemas.microsoft.com/office/word/2016/wordml/cid" xmlns:w16="http://schemas.microsoft.com/office/word/2018/wordml" xmlns:w16du="http://schemas.microsoft.com/office/word/2023/wordml/word16du" xmlns:w16sdtdh="http://schemas.microsoft.com/office/word/2020/wordml/sdtdatahash" xmlns:w16sdtfl="http://schemas.microsoft.com/office/word/2024/wordml/sdtformatlock" xmlns:w16se="http://schemas.microsoft.com/office/word/2015/wordml/symex" xmlns:wpg="http://schemas.microsoft.com/office/word/2010/wordprocessingGroup" xmlns:wpi="http://schemas.microsoft.com/office/word/2010/wordprocessingInk" xmlns:wne="http://schemas.microsoft.com/office/word/2006/wordml" xmlns:wps="http://schemas.microsoft.com/office/word/2010/wordprocessingShape" mc:Ignorable="w14 w15 w16se w16cid w16 w16cex w16sdtdh w16sdtfl w16du wp14">
   <w:p>
     <w:pPr>
       <w:pStyle w:val="Encabezado"/>
@@ -1756,7 +1904,7 @@
 </file>
 
 <file path=word/styles.xml><?xml version="1.0" encoding="utf-8"?>
-<w:styles xmlns:mc="http://schemas.openxmlformats.org/markup-compatibility/2006" xmlns:r="http://schemas.openxmlformats.org/officeDocument/2006/relationships" xmlns:w="http://schemas.openxmlformats.org/wordprocessingml/2006/main" xmlns:w14="http://schemas.microsoft.com/office/word/2010/wordml" xmlns:w15="http://schemas.microsoft.com/office/word/2012/wordml" xmlns:w16cex="http://schemas.microsoft.com/office/word/2018/wordml/cex" xmlns:w16cid="http://schemas.microsoft.com/office/word/2016/wordml/cid" xmlns:w16="http://schemas.microsoft.com/office/word/2018/wordml" xmlns:w16du="http://schemas.microsoft.com/office/word/2023/wordml/word16du" xmlns:w16sdtdh="http://schemas.microsoft.com/office/word/2020/wordml/sdtdatahash" xmlns:w16se="http://schemas.microsoft.com/office/word/2015/wordml/symex" mc:Ignorable="w14 w15 w16se w16cid w16 w16cex w16sdtdh w16du">
+<w:styles xmlns:mc="http://schemas.openxmlformats.org/markup-compatibility/2006" xmlns:r="http://schemas.openxmlformats.org/officeDocument/2006/relationships" xmlns:w="http://schemas.openxmlformats.org/wordprocessingml/2006/main" xmlns:w14="http://schemas.microsoft.com/office/word/2010/wordml" xmlns:w15="http://schemas.microsoft.com/office/word/2012/wordml" xmlns:w16cex="http://schemas.microsoft.com/office/word/2018/wordml/cex" xmlns:w16cid="http://schemas.microsoft.com/office/word/2016/wordml/cid" xmlns:w16="http://schemas.microsoft.com/office/word/2018/wordml" xmlns:w16du="http://schemas.microsoft.com/office/word/2023/wordml/word16du" xmlns:w16sdtdh="http://schemas.microsoft.com/office/word/2020/wordml/sdtdatahash" xmlns:w16sdtfl="http://schemas.microsoft.com/office/word/2024/wordml/sdtformatlock" xmlns:w16se="http://schemas.microsoft.com/office/word/2015/wordml/symex" mc:Ignorable="w14 w15 w16se w16cid w16 w16cex w16sdtdh w16sdtfl w16du">
   <w:docDefaults>
     <w:rPrDefault>
       <w:rPr>
@@ -2300,6 +2448,22 @@
     <w:unhideWhenUsed/>
     <w:rsid w:val="00335649"/>
   </w:style>
+  <w:style w:type="table" w:styleId="Tablaconcuadrcula">
+    <w:name w:val="Table Grid"/>
+    <w:basedOn w:val="Tablanormal"/>
+    <w:uiPriority w:val="39"/>
+    <w:rsid w:val="000B4ED2"/>
+    <w:tblPr>
+      <w:tblBorders>
+        <w:top w:val="single" w:sz="4" w:space="0" w:color="auto"/>
+        <w:left w:val="single" w:sz="4" w:space="0" w:color="auto"/>
+        <w:bottom w:val="single" w:sz="4" w:space="0" w:color="auto"/>
+        <w:right w:val="single" w:sz="4" w:space="0" w:color="auto"/>
+        <w:insideH w:val="single" w:sz="4" w:space="0" w:color="auto"/>
+        <w:insideV w:val="single" w:sz="4" w:space="0" w:color="auto"/>
+      </w:tblBorders>
+    </w:tblPr>
+  </w:style>
 </w:styles>
 </file>
 
